--- a/por/docx/49.content.docx
+++ b/por/docx/49.content.docx
@@ -1795,7 +1795,7 @@
         <w:rPr>
           <w:lang w:val="pt_PT" w:bidi="pt_PT"/>
         </w:rPr>
-        <w:t xml:space="preserve"> Por isso a Escritura diz: "Quando ele subiu às alturas, levou cativos consigo e concedeu dons às pessoas".</w:t>
+        <w:t xml:space="preserve"> Por isso a Escritura diz: “Quando ele subiu às alturas, levou cativos consigo e concedeu dons às pessoas”.</w:t>
       </w:r>
     </w:p>
     <w:p>
@@ -1816,7 +1816,7 @@
         <w:rPr>
           <w:lang w:val="pt_PT" w:bidi="pt_PT"/>
         </w:rPr>
-        <w:t xml:space="preserve"> Ora, o que quer dizer "subiu"? Que ele também havia descido às partes mais baixas da terra.</w:t>
+        <w:t xml:space="preserve"> Ora, o que quer dizer “subiu”? Que ele também havia descido às partes mais baixas da terra.</w:t>
       </w:r>
     </w:p>
     <w:p>
@@ -2609,7 +2609,7 @@
         <w:rPr>
           <w:lang w:val="pt_PT" w:bidi="pt_PT"/>
         </w:rPr>
-        <w:t xml:space="preserve"> Por isso se diz: "Você que está dormindo, desperte; levante-se dentre os mortos, e Cristo resplandecerá sobre você".</w:t>
+        <w:t xml:space="preserve"> Por isso se diz: “Você que está dormindo, desperte; levante-se dentre os mortos, e Cristo resplandecerá sobre você”.</w:t>
       </w:r>
     </w:p>
     <w:p>
@@ -2966,7 +2966,7 @@
         <w:rPr>
           <w:lang w:val="pt_PT" w:bidi="pt_PT"/>
         </w:rPr>
-        <w:t xml:space="preserve"> "Por isso, o homem deixará pai e mãe e se unirá à sua mulher, e os dois se tornarão uma só carne."</w:t>
+        <w:t xml:space="preserve"> "Por isso, o homem deixará pai e mãe e se unirá à sua mulher, e os dois se tornarão uma só carne.”</w:t>
       </w:r>
     </w:p>
     <w:p>
@@ -3066,7 +3066,7 @@
         <w:rPr>
           <w:lang w:val="pt_PT" w:bidi="pt_PT"/>
         </w:rPr>
-        <w:t xml:space="preserve"> "Honre seu pai e sua mãe" — este é o primeiro mandamento com promessa —</w:t>
+        <w:t xml:space="preserve"> "Honre seu pai e sua mãe” — este é o primeiro mandamento com promessa —</w:t>
       </w:r>
     </w:p>
     <w:p>
@@ -3087,7 +3087,7 @@
         <w:rPr>
           <w:lang w:val="pt_PT" w:bidi="pt_PT"/>
         </w:rPr>
-        <w:t xml:space="preserve"> "para que tudo vá bem com você, e você viva muitos anos na terra".</w:t>
+        <w:t xml:space="preserve"> "para que tudo vá bem com você, e você viva muitos anos na terra”.</w:t>
       </w:r>
     </w:p>
     <w:p>
